--- a/exports/quarto/docx/06_ProgramVision.docx
+++ b/exports/quarto/docx/06_ProgramVision.docx
@@ -23,7 +23,7 @@
         <w:pStyle w:val="Date"/>
       </w:pPr>
       <w:r>
-        <w:t xml:space="preserve">March 31, 2026</w:t>
+        <w:t xml:space="preserve">April 1, 2026</w:t>
       </w:r>
     </w:p>
     <w:sdt>
@@ -251,7 +251,7 @@
         <w:pStyle w:val="FirstParagraph"/>
       </w:pPr>
       <w:r>
-        <w:t xml:space="preserve">This document defines the Program Vision for the Unified Identity-Addressing-Overlay (UIAO) modernization initiative. It articulates the strategic intent, mission alignment, guiding principles, and end-state outcomes required to transform the agency into a cloud-optimized, identity-driven, telemetry-informed federal enterprise aligned with Zero Trust, TIC 3.0, and FedRAMP 20x.</w:t>
+        <w:t xml:space="preserve">This document defines the Program Vision for the Unified Identity-Addressing-Overlay (UIAO) modernization initiative. UIAO is a drop-in overlay that restores cross-service telemetry and identity correlation in FedRAMP Moderate environments where native platforms cannot. It articulates the strategic intent, mission alignment, guiding principles, and end-state outcomes required to deliver deterministic identity correlation, provenance, drift detection, and continuous compliance – without requiring rip-and-replace of existing platforms – aligned with Zero Trust, TIC 3.0, NIST 800-63, and FedRAMP 20x.</w:t>
       </w:r>
     </w:p>
     <w:p>
@@ -625,7 +625,29 @@
         <w:pStyle w:val="FirstParagraph"/>
       </w:pPr>
       <w:r>
-        <w:t xml:space="preserve">The Program Vision is anchored in the Seven Core Concepts of UIAO:</w:t>
+        <w:t xml:space="preserve">The Program Vision is anchored in the Eight Core Concepts of UIAO:</w:t>
+      </w:r>
+    </w:p>
+    <w:p>
+      <w:pPr>
+        <w:pStyle w:val="Compact"/>
+        <w:numPr>
+          <w:ilvl w:val="0"/>
+          <w:numId w:val="1003"/>
+        </w:numPr>
+      </w:pPr>
+      <w:r>
+        <w:rPr>
+          <w:b/>
+          <w:bCs/>
+        </w:rPr>
+        <w:t xml:space="preserve">Single Source of Truth (SSOT)</w:t>
+      </w:r>
+      <w:r>
+        <w:t xml:space="preserve"> </w:t>
+      </w:r>
+      <w:r>
+        <w:t xml:space="preserve">— UIAO operates on the principle that every claim has one authoritative origin. All other representations are pointers, not copies. This ensures provenance, prevents drift, and enables federated truth resolution across boundaries.</w:t>
       </w:r>
     </w:p>
     <w:p>
@@ -843,7 +865,7 @@
         <w:pStyle w:val="FirstParagraph"/>
       </w:pPr>
       <w:r>
-        <w:t xml:space="preserve">UIAO provides the architectural foundation for this transformation.</w:t>
+        <w:t xml:space="preserve">UIAO provides a drop-in overlay that restores the cross-service telemetry and identity correlation required for this transformation.</w:t>
       </w:r>
     </w:p>
     <w:bookmarkEnd w:id="27"/>
@@ -1129,7 +1151,7 @@
         <w:pStyle w:val="FirstParagraph"/>
       </w:pPr>
       <w:r>
-        <w:t xml:space="preserve">The end state is a fully modernized, identity-driven, cloud-optimized, telemetry-rich federal network where:</w:t>
+        <w:t xml:space="preserve">The end state is a FedRAMP Moderate environment with restored cross-service telemetry and deterministic identity correlation where:</w:t>
       </w:r>
     </w:p>
     <w:p>
@@ -1221,7 +1243,7 @@
         <w:pStyle w:val="FirstParagraph"/>
       </w:pPr>
       <w:r>
-        <w:t xml:space="preserve">This is the target architecture for the agency.</w:t>
+        <w:t xml:space="preserve">This is the target end state – a drop-in overlay delivering what native platforms cannot.</w:t>
       </w:r>
     </w:p>
     <w:p>
